--- a/telechargements/word-en/13-Champ-exercice-Scope-of-Practice.docx
+++ b/telechargements/word-en/13-Champ-exercice-Scope-of-Practice.docx
@@ -150,6 +150,14 @@
       </w:r>
       <w:r>
         <w:t xml:space="preserve">, and applies that knowledge to prevention, to the assessment and support of people in contact with justice, to the design and evaluation of programs, and to research and policy advice. Their distinctive lens is crime and justice, not the clinical treatment of mental health.</w:t>
+      </w:r>
+    </w:p>
+    <w:p>
+      <w:pPr>
+        <w:spacing w:after="140"/>
+      </w:pPr>
+      <w:r>
+        <w:t xml:space="preserve">The criminologist may also practise in other ways within the field of criminology: in support of law enforcement, they study the behavioural patterns of individuals and groups engaged in lucrative or corporate activities deemed illicit, analyze their operational and transactional movements to establish the modus operandi, and develop intervention methods at the strategic, operational and tactical levels.</w:t>
       </w:r>
     </w:p>
     <w:p>
@@ -865,7 +873,7 @@
         <w:sz w:val="15"/>
         <w:szCs w:val="15"/>
       </w:rPr>
-      <w:t xml:space="preserve">C.P. 0000, Fredericton (Nouveau-Brunswick) E3B 0A0   ·   info@apcnb.ca   ·   </w:t>
+      <w:t xml:space="preserve">C.P. 0000, Fredericton (Nouveau-Brunswick) E3B 0A0   ·   info@apcnb-nbpac.ca   ·   </w:t>
     </w:r>
     <w:r>
       <w:rPr>

--- a/telechargements/word-en/13-Champ-exercice-Scope-of-Practice.docx
+++ b/telechargements/word-en/13-Champ-exercice-Scope-of-Practice.docx
@@ -83,6 +83,20 @@
           <w:color w:val="5B6675"/>
         </w:rPr>
         <w:t xml:space="preserve">June 2, 2026</w:t>
+      </w:r>
+      <w:r>
+        <w:rPr>
+          <w:b/>
+          <w:bCs/>
+          <w:color w:val="15263F"/>
+        </w:rPr>
+        <w:t xml:space="preserve">    Updated : </w:t>
+      </w:r>
+      <w:r>
+        <w:rPr>
+          <w:color w:val="5B6675"/>
+        </w:rPr>
+        <w:t xml:space="preserve">September 25, 2026</w:t>
       </w:r>
     </w:p>
     <w:p>

--- a/telechargements/word-en/13-Champ-exercice-Scope-of-Practice.docx
+++ b/telechargements/word-en/13-Champ-exercice-Scope-of-Practice.docx
@@ -245,6 +245,19 @@
       </w:pPr>
       <w:r>
         <w:t xml:space="preserve">Support the social reintegration of people who have offended.</w:t>
+      </w:r>
+    </w:p>
+    <w:p>
+      <w:pPr>
+        <w:pStyle w:val="ListParagraph"/>
+        <w:numPr>
+          <w:ilvl w:val="0"/>
+          <w:numId w:val="2"/>
+        </w:numPr>
+        <w:spacing w:after="60"/>
+      </w:pPr>
+      <w:r>
+        <w:t xml:space="preserve">Provide non-clinical psychosocial support (help within the social environment, referral to resources, empowerment), without diagnosis or mental-health treatment.</w:t>
       </w:r>
     </w:p>
     <w:p>

--- a/telechargements/word-en/13-Champ-exercice-Scope-of-Practice.docx
+++ b/telechargements/word-en/13-Champ-exercice-Scope-of-Practice.docx
@@ -900,7 +900,7 @@
         <w:sz w:val="15"/>
         <w:szCs w:val="15"/>
       </w:rPr>
-      <w:t xml:space="preserve">C.P. 0000, Fredericton (Nouveau-Brunswick) E3B 0A0   ·   info@apcnb-nbpac.ca   ·   </w:t>
+      <w:t xml:space="preserve">C.P. 0000, Fredericton (Nouveau-Brunswick) E3B 0A0   ·   info@apcnb-nbpac.ca   ·   Tél. 506-381-9495   ·   </w:t>
     </w:r>
     <w:r>
       <w:rPr>

--- a/telechargements/word-en/13-Champ-exercice-Scope-of-Practice.docx
+++ b/telechargements/word-en/13-Champ-exercice-Scope-of-Practice.docx
@@ -900,7 +900,7 @@
         <w:sz w:val="15"/>
         <w:szCs w:val="15"/>
       </w:rPr>
-      <w:t xml:space="preserve">C.P. 0000, Fredericton (Nouveau-Brunswick) E3B 0A0   ·   info@apcnb-nbpac.ca   ·   Tél. 506-381-9495   ·   </w:t>
+      <w:t xml:space="preserve">96, rue Weldon, Dieppe (Nouveau-Brunswick) E1C 5W2   ·   info@apcnb-nbpac.ca   ·   Tél. 506-381-9495   ·   </w:t>
     </w:r>
     <w:r>
       <w:rPr>

--- a/telechargements/word-en/13-Champ-exercice-Scope-of-Practice.docx
+++ b/telechargements/word-en/13-Champ-exercice-Scope-of-Practice.docx
@@ -96,7 +96,7 @@
         <w:rPr>
           <w:color w:val="5B6675"/>
         </w:rPr>
-        <w:t xml:space="preserve">September 25, 2026</w:t>
+        <w:t xml:space="preserve">October 29, 2026</w:t>
       </w:r>
     </w:p>
     <w:p>
